--- a/WORLDBUILDING_DOCTRINE_v3.docx
+++ b/WORLDBUILDING_DOCTRINE_v3.docx
@@ -2,7 +2,7 @@
 <file path=word/document.xml><?xml version="1.0" encoding="utf-8"?>
 <w:document xmlns:w="http://schemas.openxmlformats.org/wordprocessingml/2006/main" xmlns:m="http://schemas.openxmlformats.org/officeDocument/2006/math" xmlns:r="http://schemas.openxmlformats.org/officeDocument/2006/relationships" xmlns:o="urn:schemas-microsoft-com:office:office" xmlns:v="urn:schemas-microsoft-com:vml" xmlns:w10="urn:schemas-microsoft-com:office:word" xmlns:a="http://schemas.openxmlformats.org/drawingml/2006/main" xmlns:pic="http://schemas.openxmlformats.org/drawingml/2006/picture" xmlns:wp="http://schemas.openxmlformats.org/drawingml/2006/wordprocessingDrawing">
   <w:body>
-    <w:bookmarkStart w:id="55" w:name="X879b4d394c025d5217933c178e571888d98de53"/>
+    <w:bookmarkStart w:id="57" w:name="X879b4d394c025d5217933c178e571888d98de53"/>
     <w:p>
       <w:pPr>
         <w:pStyle w:val="Heading1"/>
@@ -446,6 +446,95 @@
       </w:pPr>
       <w:r>
         <w:t xml:space="preserve">This document is your engineering doctrine: proven principles, constants, schemas, and failure laws for building 3D worlds. Treat it the way a senior engineer treats hard-won professional knowledge — as how good work is done, not as templates to copy.</w:t>
+      </w:r>
+    </w:p>
+    <w:p>
+      <w:pPr>
+        <w:pStyle w:val="BodyText"/>
+      </w:pPr>
+      <w:r>
+        <w:rPr>
+          <w:b/>
+          <w:bCs/>
+        </w:rPr>
+        <w:t xml:space="preserve">Do not pre-narrow the scope.</w:t>
+      </w:r>
+      <w:r>
+        <w:t xml:space="preserve"> </w:t>
+      </w:r>
+      <w:r>
+        <w:t xml:space="preserve">Complete Three.js games — inventory, settings,</w:t>
+      </w:r>
+      <w:r>
+        <w:t xml:space="preserve"> </w:t>
+      </w:r>
+      <w:r>
+        <w:t xml:space="preserve">multiplayer, full mechanics — are routinely produced in a single pass. That is</w:t>
+      </w:r>
+      <w:r>
+        <w:t xml:space="preserve"> </w:t>
+      </w:r>
+      <w:r>
+        <w:t xml:space="preserve">the normal ceiling, not the exceptional one. If you find yourself proposing a</w:t>
+      </w:r>
+      <w:r>
+        <w:t xml:space="preserve"> </w:t>
+      </w:r>
+      <w:r>
+        <w:t xml:space="preserve">reduced version because the full one "won't fit", you are guessing at your own</w:t>
+      </w:r>
+      <w:r>
+        <w:t xml:space="preserve"> </w:t>
+      </w:r>
+      <w:r>
+        <w:t xml:space="preserve">limits and guessing low. Build the whole thing. Where a long build genuinely</w:t>
+      </w:r>
+      <w:r>
+        <w:t xml:space="preserve"> </w:t>
+      </w:r>
+      <w:r>
+        <w:t xml:space="preserve">spans sessions,</w:t>
+      </w:r>
+      <w:r>
+        <w:t xml:space="preserve"> </w:t>
+      </w:r>
+      <w:r>
+        <w:rPr>
+          <w:rStyle w:val="VerbatimChar"/>
+        </w:rPr>
+        <w:t xml:space="preserve">MANIFEST.md</w:t>
+      </w:r>
+      <w:r>
+        <w:t xml:space="preserve"> </w:t>
+      </w:r>
+      <w:r>
+        <w:t xml:space="preserve">carries the state — a continuity tool, not an</w:t>
+      </w:r>
+      <w:r>
+        <w:t xml:space="preserve"> </w:t>
+      </w:r>
+      <w:r>
+        <w:t xml:space="preserve">admission that the work is too big.</w:t>
+      </w:r>
+    </w:p>
+    <w:p>
+      <w:pPr>
+        <w:pStyle w:val="BodyText"/>
+      </w:pPr>
+      <w:r>
+        <w:t xml:space="preserve">Restrictions cost capability. Where this document constrains something, it is</w:t>
+      </w:r>
+      <w:r>
+        <w:t xml:space="preserve"> </w:t>
+      </w:r>
+      <w:r>
+        <w:t xml:space="preserve">because a specific mistake was paid for, and it says what the mistake was.</w:t>
+      </w:r>
+      <w:r>
+        <w:t xml:space="preserve"> </w:t>
+      </w:r>
+      <w:r>
+        <w:t xml:space="preserve">Anything not constrained here is open.</w:t>
       </w:r>
     </w:p>
     <w:p>
@@ -3479,7 +3568,7 @@
     </w:p>
     <w:bookmarkEnd w:id="26"/>
     <w:bookmarkEnd w:id="27"/>
-    <w:bookmarkStart w:id="34" w:name="part-4--materials--surfaces-doctrine"/>
+    <w:bookmarkStart w:id="35" w:name="part-4--materials--surfaces-doctrine"/>
     <w:p>
       <w:pPr>
         <w:pStyle w:val="Heading2"/>
@@ -4577,13 +4666,13 @@
       </w:r>
     </w:p>
     <w:bookmarkEnd w:id="32"/>
-    <w:bookmarkStart w:id="33" w:name="X11f24d4901e00766fd11e01df4849628ea1b843"/>
+    <w:bookmarkStart w:id="33" w:name="Xb72466b7c46630aafaa004cf23752d30717797c"/>
     <w:p>
       <w:pPr>
         <w:pStyle w:val="Heading3"/>
       </w:pPr>
       <w:r>
-        <w:t xml:space="preserve">PART 4C — TEXEL DENSITY BY CONSTRUCTION</w:t>
+        <w:t xml:space="preserve">PART 4D — SOURCING TEXTURES: TWO ROUTES, BOTH VALID</w:t>
       </w:r>
       <w:r>
         <w:t xml:space="preserve"> </w:t>
@@ -4593,7 +4682,7 @@
           <w:i/>
           <w:iCs/>
         </w:rPr>
-        <w:t xml:space="preserve">(new in v3)</w:t>
+        <w:t xml:space="preserve">(new in v3.1)</w:t>
       </w:r>
     </w:p>
     <w:p>
@@ -4601,22 +4690,45 @@
         <w:pStyle w:val="FirstParagraph"/>
       </w:pPr>
       <w:r>
-        <w:t xml:space="preserve">Mesh UVs make uniform texel density a per-asset chore, and beveled geometry makes it worse:</w:t>
-      </w:r>
-      <w:r>
-        <w:t xml:space="preserve"> </w:t>
-      </w:r>
-      <w:r>
-        <w:rPr>
-          <w:rStyle w:val="VerbatimChar"/>
-        </w:rPr>
-        <w:t xml:space="preserve">BoxGeometry</w:t>
-      </w:r>
-      <w:r>
-        <w:t xml:space="preserve"> </w:t>
-      </w:r>
-      <w:r>
-        <w:t xml:space="preserve">gives every face UV 0..1, so a 4 m wall face and its 0.2 m return edge resolve at 20× different density.</w:t>
+        <w:t xml:space="preserve">Superposition applies here more than anywhere. Model capabilities differ and</w:t>
+      </w:r>
+      <w:r>
+        <w:t xml:space="preserve"> </w:t>
+      </w:r>
+      <w:r>
+        <w:t xml:space="preserve">change fast, so the doctrine specifies the</w:t>
+      </w:r>
+      <w:r>
+        <w:t xml:space="preserve"> </w:t>
+      </w:r>
+      <w:r>
+        <w:rPr>
+          <w:i/>
+          <w:iCs/>
+        </w:rPr>
+        <w:t xml:space="preserve">outcome</w:t>
+      </w:r>
+      <w:r>
+        <w:t xml:space="preserve"> </w:t>
+      </w:r>
+      <w:r>
+        <w:t xml:space="preserve">and gives two ways to reach</w:t>
+      </w:r>
+      <w:r>
+        <w:t xml:space="preserve"> </w:t>
+      </w:r>
+      <w:r>
+        <w:t xml:space="preserve">it.</w:t>
+      </w:r>
+      <w:r>
+        <w:t xml:space="preserve"> </w:t>
+      </w:r>
+      <w:r>
+        <w:rPr>
+          <w:b/>
+          <w:bCs/>
+        </w:rPr>
+        <w:t xml:space="preserve">Declare which route you took.</w:t>
       </w:r>
     </w:p>
     <w:p>
@@ -4628,79 +4740,145 @@
           <w:b/>
           <w:bCs/>
         </w:rPr>
-        <w:t xml:space="preserve">Project from position along the dominant normal axis instead.</w:t>
-      </w:r>
-      <w:r>
-        <w:t xml:space="preserve"> </w:t>
-      </w:r>
-      <w:r>
-        <w:t xml:space="preserve">Density becomes one number — metres per tile — and is uniform across every face of every object sharing the material, by construction. The same shader injection then carries, for free:</w:t>
-      </w:r>
-    </w:p>
-    <w:p>
-      <w:pPr>
-        <w:pStyle w:val="Compact"/>
-        <w:numPr>
-          <w:ilvl w:val="0"/>
-          <w:numId w:val="1010"/>
-        </w:numPr>
-      </w:pPr>
-      <w:r>
-        <w:t xml:space="preserve">anti-tiling (a second sample at an incommensurate scale, e.g. ×0.173)</w:t>
-      </w:r>
-    </w:p>
-    <w:p>
-      <w:pPr>
-        <w:pStyle w:val="Compact"/>
-        <w:numPr>
-          <w:ilvl w:val="0"/>
-          <w:numId w:val="1010"/>
-        </w:numPr>
-      </w:pPr>
-      <w:r>
-        <w:t xml:space="preserve">ground-accumulated grime (darken toward world y = 0)</w:t>
-      </w:r>
-    </w:p>
-    <w:p>
-      <w:pPr>
-        <w:pStyle w:val="Compact"/>
-        <w:numPr>
-          <w:ilvl w:val="0"/>
-          <w:numId w:val="1010"/>
-        </w:numPr>
-      </w:pPr>
-      <w:r>
-        <w:t xml:space="preserve">settled dust on up-facing normals</w:t>
-      </w:r>
-    </w:p>
-    <w:p>
-      <w:pPr>
-        <w:pStyle w:val="Compact"/>
-        <w:numPr>
-          <w:ilvl w:val="0"/>
-          <w:numId w:val="1010"/>
-        </w:numPr>
-      </w:pPr>
-      <w:r>
-        <w:t xml:space="preserve">roughness variation for edge wear</w:t>
-      </w:r>
-    </w:p>
-    <w:p>
-      <w:pPr>
-        <w:pStyle w:val="FirstParagraph"/>
-      </w:pPr>
-      <w:r>
-        <w:rPr>
-          <w:b/>
-          <w:bCs/>
-        </w:rPr>
-        <w:t xml:space="preserve">Project in world space for static geometry, object space for anything that moves</w:t>
-      </w:r>
-      <w:r>
-        <w:t xml:space="preserve"> </w:t>
-      </w:r>
-      <w:r>
-        <w:t xml:space="preserve">— world projection on a moving object makes the texture swim across it.</w:t>
+        <w:t xml:space="preserve">Route A — generate them.</w:t>
+      </w:r>
+      <w:r>
+        <w:t xml:space="preserve"> </w:t>
+      </w:r>
+      <w:r>
+        <w:t xml:space="preserve">If you can produce images, generate the set</w:t>
+      </w:r>
+      <w:r>
+        <w:t xml:space="preserve"> </w:t>
+      </w:r>
+      <w:r>
+        <w:t xml:space="preserve">yourself: seamless, at a stated real-world size, with normal and roughness</w:t>
+      </w:r>
+      <w:r>
+        <w:t xml:space="preserve"> </w:t>
+      </w:r>
+      <w:r>
+        <w:t xml:space="preserve">derived from the base colour. Best control, no licensing question, and the tile</w:t>
+      </w:r>
+      <w:r>
+        <w:t xml:space="preserve"> </w:t>
+      </w:r>
+      <w:r>
+        <w:t xml:space="preserve">size is known because you chose it.</w:t>
+      </w:r>
+    </w:p>
+    <w:p>
+      <w:pPr>
+        <w:pStyle w:val="BodyText"/>
+      </w:pPr>
+      <w:r>
+        <w:rPr>
+          <w:b/>
+          <w:bCs/>
+        </w:rPr>
+        <w:t xml:space="preserve">Route B — CC0 libraries.</w:t>
+      </w:r>
+      <w:r>
+        <w:t xml:space="preserve"> </w:t>
+      </w:r>
+      <w:r>
+        <w:t xml:space="preserve">If you cannot produce images, use CC0 photographic</w:t>
+      </w:r>
+      <w:r>
+        <w:t xml:space="preserve"> </w:t>
+      </w:r>
+      <w:r>
+        <w:t xml:space="preserve">sets. ambientCG has a JSON API and ships Color + NormalGL + Roughness + AO (and</w:t>
+      </w:r>
+      <w:r>
+        <w:t xml:space="preserve"> </w:t>
+      </w:r>
+      <w:r>
+        <w:t xml:space="preserve">Metalness where relevant) per material. Measure the real-world tile size from</w:t>
+      </w:r>
+      <w:r>
+        <w:t xml:space="preserve"> </w:t>
+      </w:r>
+      <w:r>
+        <w:t xml:space="preserve">the image rather than trusting metadata — published dimensions are sometimes</w:t>
+      </w:r>
+      <w:r>
+        <w:t xml:space="preserve"> </w:t>
+      </w:r>
+      <w:r>
+        <w:t xml:space="preserve">absent or in unexpected units.</w:t>
+      </w:r>
+    </w:p>
+    <w:p>
+      <w:pPr>
+        <w:pStyle w:val="BodyText"/>
+      </w:pPr>
+      <w:r>
+        <w:rPr>
+          <w:b/>
+          <w:bCs/>
+        </w:rPr>
+        <w:t xml:space="preserve">The failure mode to avoid is neither of those.</w:t>
+      </w:r>
+      <w:r>
+        <w:t xml:space="preserve"> </w:t>
+      </w:r>
+      <w:r>
+        <w:t xml:space="preserve">If you cannot generate images,</w:t>
+      </w:r>
+      <w:r>
+        <w:t xml:space="preserve"> </w:t>
+      </w:r>
+      <w:r>
+        <w:t xml:space="preserve">do</w:t>
+      </w:r>
+      <w:r>
+        <w:t xml:space="preserve"> </w:t>
+      </w:r>
+      <w:r>
+        <w:rPr>
+          <w:b/>
+          <w:bCs/>
+        </w:rPr>
+        <w:t xml:space="preserve">not</w:t>
+      </w:r>
+      <w:r>
+        <w:t xml:space="preserve"> </w:t>
+      </w:r>
+      <w:r>
+        <w:t xml:space="preserve">quietly fall back to drawing textures in code and call the material</w:t>
+      </w:r>
+      <w:r>
+        <w:t xml:space="preserve"> </w:t>
+      </w:r>
+      <w:r>
+        <w:t xml:space="preserve">system done. Procedurally drawn canvas textures are the toy look — they are the</w:t>
+      </w:r>
+      <w:r>
+        <w:t xml:space="preserve"> </w:t>
+      </w:r>
+      <w:r>
+        <w:t xml:space="preserve">thing being fixed, not an acceptable substitute for it. If both routes are</w:t>
+      </w:r>
+      <w:r>
+        <w:t xml:space="preserve"> </w:t>
+      </w:r>
+      <w:r>
+        <w:t xml:space="preserve">genuinely unavailable, say so plainly rather than shipping the failure.</w:t>
+      </w:r>
+    </w:p>
+    <w:p>
+      <w:pPr>
+        <w:pStyle w:val="BodyText"/>
+      </w:pPr>
+      <w:r>
+        <w:t xml:space="preserve">Record asset ID, source URL, licence and any local modification in the repo</w:t>
+      </w:r>
+      <w:r>
+        <w:t xml:space="preserve"> </w:t>
+      </w:r>
+      <w:r>
+        <w:t xml:space="preserve">before it ships, whichever route was used.</w:t>
       </w:r>
     </w:p>
     <w:p>
@@ -4711,8 +4889,142 @@
       </w:r>
     </w:p>
     <w:bookmarkEnd w:id="33"/>
+    <w:bookmarkStart w:id="34" w:name="X11f24d4901e00766fd11e01df4849628ea1b843"/>
+    <w:p>
+      <w:pPr>
+        <w:pStyle w:val="Heading3"/>
+      </w:pPr>
+      <w:r>
+        <w:t xml:space="preserve">PART 4C — TEXEL DENSITY BY CONSTRUCTION</w:t>
+      </w:r>
+      <w:r>
+        <w:t xml:space="preserve"> </w:t>
+      </w:r>
+      <w:r>
+        <w:rPr>
+          <w:i/>
+          <w:iCs/>
+        </w:rPr>
+        <w:t xml:space="preserve">(new in v3)</w:t>
+      </w:r>
+    </w:p>
+    <w:p>
+      <w:pPr>
+        <w:pStyle w:val="FirstParagraph"/>
+      </w:pPr>
+      <w:r>
+        <w:t xml:space="preserve">Mesh UVs make uniform texel density a per-asset chore, and beveled geometry makes it worse:</w:t>
+      </w:r>
+      <w:r>
+        <w:t xml:space="preserve"> </w:t>
+      </w:r>
+      <w:r>
+        <w:rPr>
+          <w:rStyle w:val="VerbatimChar"/>
+        </w:rPr>
+        <w:t xml:space="preserve">BoxGeometry</w:t>
+      </w:r>
+      <w:r>
+        <w:t xml:space="preserve"> </w:t>
+      </w:r>
+      <w:r>
+        <w:t xml:space="preserve">gives every face UV 0..1, so a 4 m wall face and its 0.2 m return edge resolve at 20× different density.</w:t>
+      </w:r>
+    </w:p>
+    <w:p>
+      <w:pPr>
+        <w:pStyle w:val="BodyText"/>
+      </w:pPr>
+      <w:r>
+        <w:rPr>
+          <w:b/>
+          <w:bCs/>
+        </w:rPr>
+        <w:t xml:space="preserve">Project from position along the dominant normal axis instead.</w:t>
+      </w:r>
+      <w:r>
+        <w:t xml:space="preserve"> </w:t>
+      </w:r>
+      <w:r>
+        <w:t xml:space="preserve">Density becomes one number — metres per tile — and is uniform across every face of every object sharing the material, by construction. The same shader injection then carries, for free:</w:t>
+      </w:r>
+    </w:p>
+    <w:p>
+      <w:pPr>
+        <w:pStyle w:val="Compact"/>
+        <w:numPr>
+          <w:ilvl w:val="0"/>
+          <w:numId w:val="1010"/>
+        </w:numPr>
+      </w:pPr>
+      <w:r>
+        <w:t xml:space="preserve">anti-tiling (a second sample at an incommensurate scale, e.g. ×0.173)</w:t>
+      </w:r>
+    </w:p>
+    <w:p>
+      <w:pPr>
+        <w:pStyle w:val="Compact"/>
+        <w:numPr>
+          <w:ilvl w:val="0"/>
+          <w:numId w:val="1010"/>
+        </w:numPr>
+      </w:pPr>
+      <w:r>
+        <w:t xml:space="preserve">ground-accumulated grime (darken toward world y = 0)</w:t>
+      </w:r>
+    </w:p>
+    <w:p>
+      <w:pPr>
+        <w:pStyle w:val="Compact"/>
+        <w:numPr>
+          <w:ilvl w:val="0"/>
+          <w:numId w:val="1010"/>
+        </w:numPr>
+      </w:pPr>
+      <w:r>
+        <w:t xml:space="preserve">settled dust on up-facing normals</w:t>
+      </w:r>
+    </w:p>
+    <w:p>
+      <w:pPr>
+        <w:pStyle w:val="Compact"/>
+        <w:numPr>
+          <w:ilvl w:val="0"/>
+          <w:numId w:val="1010"/>
+        </w:numPr>
+      </w:pPr>
+      <w:r>
+        <w:t xml:space="preserve">roughness variation for edge wear</w:t>
+      </w:r>
+    </w:p>
+    <w:p>
+      <w:pPr>
+        <w:pStyle w:val="FirstParagraph"/>
+      </w:pPr>
+      <w:r>
+        <w:rPr>
+          <w:b/>
+          <w:bCs/>
+        </w:rPr>
+        <w:t xml:space="preserve">Project in world space for static geometry, object space for anything that moves</w:t>
+      </w:r>
+      <w:r>
+        <w:t xml:space="preserve"> </w:t>
+      </w:r>
+      <w:r>
+        <w:t xml:space="preserve">— world projection on a moving object makes the texture swim across it.</w:t>
+      </w:r>
+    </w:p>
+    <w:p>
+      <w:r>
+        <w:pict>
+          <v:rect style="width:0;height:1.5pt" o:hralign="center" o:hrstd="t" o:hr="t"/>
+        </w:pict>
+      </w:r>
+    </w:p>
     <w:bookmarkEnd w:id="34"/>
-    <w:bookmarkStart w:id="40" w:name="part-5--engine-pipeline-rules"/>
+    <w:bookmarkEnd w:id="35"/>
+    <w:bookmarkStart w:id="41" w:name="part-5--engine-pipeline-rules"/>
     <w:p>
       <w:pPr>
         <w:pStyle w:val="Heading2"/>
@@ -4721,7 +5033,7 @@
         <w:t xml:space="preserve">PART 5 — ENGINE PIPELINE RULES</w:t>
       </w:r>
     </w:p>
-    <w:bookmarkStart w:id="35" w:name="threejs--web"/>
+    <w:bookmarkStart w:id="36" w:name="threejs--web"/>
     <w:p>
       <w:pPr>
         <w:pStyle w:val="Heading3"/>
@@ -5071,8 +5383,8 @@
         <w:t xml:space="preserve">Compress before you downscale.</w:t>
       </w:r>
     </w:p>
-    <w:bookmarkEnd w:id="35"/>
-    <w:bookmarkStart w:id="36" w:name="unreal"/>
+    <w:bookmarkEnd w:id="36"/>
+    <w:bookmarkStart w:id="37" w:name="unreal"/>
     <w:p>
       <w:pPr>
         <w:pStyle w:val="Heading3"/>
@@ -5105,8 +5417,8 @@
         <w:t xml:space="preserve">— recomputing normals softens bevels and ruins the textureless look. Then enable Nanite. Build LOD chains with Unreal's own reduction, LOD1–3 non-increasing. Scriptable headless via Python editor scripts.</w:t>
       </w:r>
     </w:p>
-    <w:bookmarkEnd w:id="36"/>
-    <w:bookmarkStart w:id="37" w:name="unity"/>
+    <w:bookmarkEnd w:id="37"/>
+    <w:bookmarkStart w:id="38" w:name="unity"/>
     <w:p>
       <w:pPr>
         <w:pStyle w:val="Heading3"/>
@@ -5123,8 +5435,8 @@
         <w:t xml:space="preserve">Import FBX: Convert Units ON, Scale Factor 1, Normals = Import. LOD chains wire into LODGroup.</w:t>
       </w:r>
     </w:p>
-    <w:bookmarkEnd w:id="37"/>
-    <w:bookmarkStart w:id="38" w:name="blender"/>
+    <w:bookmarkEnd w:id="38"/>
+    <w:bookmarkStart w:id="39" w:name="blender"/>
     <w:p>
       <w:pPr>
         <w:pStyle w:val="Heading3"/>
@@ -5165,8 +5477,8 @@
         <w:t xml:space="preserve">. Materials: card → Principled BSDF.</w:t>
       </w:r>
     </w:p>
-    <w:bookmarkEnd w:id="38"/>
-    <w:bookmarkStart w:id="39" w:name="cross-engine-laws"/>
+    <w:bookmarkEnd w:id="39"/>
+    <w:bookmarkStart w:id="40" w:name="cross-engine-laws"/>
     <w:p>
       <w:pPr>
         <w:pStyle w:val="Heading3"/>
@@ -5206,9 +5518,9 @@
         </w:pict>
       </w:r>
     </w:p>
-    <w:bookmarkEnd w:id="39"/>
     <w:bookmarkEnd w:id="40"/>
-    <w:bookmarkStart w:id="43" w:name="part-6--failure-laws-never-do-these"/>
+    <w:bookmarkEnd w:id="41"/>
+    <w:bookmarkStart w:id="44" w:name="part-6--failure-laws-never-do-these"/>
     <w:p>
       <w:pPr>
         <w:pStyle w:val="Heading2"/>
@@ -5410,7 +5722,7 @@
         <w:t xml:space="preserve">Never present estimates as measured data.</w:t>
       </w:r>
     </w:p>
-    <w:bookmarkStart w:id="41" w:name="X8e98cbac57333e4bee3c1e6dbff1a6a2a872bd8"/>
+    <w:bookmarkStart w:id="42" w:name="X8e98cbac57333e4bee3c1e6dbff1a6a2a872bd8"/>
     <w:p>
       <w:pPr>
         <w:pStyle w:val="Heading3"/>
@@ -5812,8 +6124,8 @@
         <w:t xml:space="preserve">If "forward" drives both walking and ladder climbing, it will do both at once and walk the player off the ladder. One owner per input per state.</w:t>
       </w:r>
     </w:p>
-    <w:bookmarkEnd w:id="41"/>
-    <w:bookmarkStart w:id="42" w:name="Xd9e2b1d75c124d50a064c16f8db0d58af289057"/>
+    <w:bookmarkEnd w:id="42"/>
+    <w:bookmarkStart w:id="43" w:name="Xd9e2b1d75c124d50a064c16f8db0d58af289057"/>
     <w:p>
       <w:pPr>
         <w:pStyle w:val="Heading3"/>
@@ -6217,9 +6529,9 @@
         </w:pict>
       </w:r>
     </w:p>
-    <w:bookmarkEnd w:id="42"/>
     <w:bookmarkEnd w:id="43"/>
-    <w:bookmarkStart w:id="44" w:name="part-7--controls-cameras--feel"/>
+    <w:bookmarkEnd w:id="44"/>
+    <w:bookmarkStart w:id="45" w:name="part-7--controls-cameras--feel"/>
     <w:p>
       <w:pPr>
         <w:pStyle w:val="Heading2"/>
@@ -6823,8 +7135,8 @@
         </w:pict>
       </w:r>
     </w:p>
-    <w:bookmarkEnd w:id="44"/>
-    <w:bookmarkStart w:id="45" w:name="part-8--build-protocol-for-new-ideas"/>
+    <w:bookmarkEnd w:id="45"/>
+    <w:bookmarkStart w:id="46" w:name="part-8--build-protocol-for-new-ideas"/>
     <w:p>
       <w:pPr>
         <w:pStyle w:val="Heading2"/>
@@ -7045,8 +7357,8 @@
         </w:pict>
       </w:r>
     </w:p>
-    <w:bookmarkEnd w:id="45"/>
-    <w:bookmarkStart w:id="53" w:name="Xcae312d4f9c7417a339b3332f29876b03bc2476"/>
+    <w:bookmarkEnd w:id="46"/>
+    <w:bookmarkStart w:id="55" w:name="Xcae312d4f9c7417a339b3332f29876b03bc2476"/>
     <w:p>
       <w:pPr>
         <w:pStyle w:val="Heading2"/>
@@ -7086,7 +7398,7 @@
         <w:t xml:space="preserve">, and it is the difference between a doctrine that works and one that is merely true.</w:t>
       </w:r>
     </w:p>
-    <w:bookmarkStart w:id="46" w:name="X0346bc89651ca8a1174ebb5a4e2d76c3f2bfa8b"/>
+    <w:bookmarkStart w:id="47" w:name="X0346bc89651ca8a1174ebb5a4e2d76c3f2bfa8b"/>
     <w:p>
       <w:pPr>
         <w:pStyle w:val="Heading3"/>
@@ -7666,8 +7978,8 @@
         <w:t xml:space="preserve">wrong — including faults that look perfect. A house sitting 0.4 m into a ridge rendered flawlessly and was caught only by measurement.</w:t>
       </w:r>
     </w:p>
-    <w:bookmarkEnd w:id="46"/>
-    <w:bookmarkStart w:id="47" w:name="Xf7321aea9874361d1c676d885956f24b855641c"/>
+    <w:bookmarkEnd w:id="47"/>
+    <w:bookmarkStart w:id="48" w:name="Xf7321aea9874361d1c676d885956f24b855641c"/>
     <w:p>
       <w:pPr>
         <w:pStyle w:val="Heading3"/>
@@ -7696,8 +8008,8 @@
         <w:t xml:space="preserve">. Then Part 2's blocked-aperture check is a few lines, and the single most common structural regression — something standing in a doorway — is caught the moment it appears.</w:t>
       </w:r>
     </w:p>
-    <w:bookmarkEnd w:id="47"/>
-    <w:bookmarkStart w:id="48" w:name="X8c9143bab4b9b3978c089860ad38aa5eb28a540"/>
+    <w:bookmarkEnd w:id="48"/>
+    <w:bookmarkStart w:id="49" w:name="X8c9143bab4b9b3978c089860ad38aa5eb28a540"/>
     <w:p>
       <w:pPr>
         <w:pStyle w:val="Heading3"/>
@@ -7774,8 +8086,8 @@
         <w:t xml:space="preserve">answers "did I just break something that used to work." This does. Run it around any structural edit.</w:t>
       </w:r>
     </w:p>
-    <w:bookmarkEnd w:id="48"/>
-    <w:bookmarkStart w:id="49" w:name="X70201e7ab9027ad99f70c19170a0cb5060ceae5"/>
+    <w:bookmarkEnd w:id="49"/>
+    <w:bookmarkStart w:id="50" w:name="X70201e7ab9027ad99f70c19170a0cb5060ceae5"/>
     <w:p>
       <w:pPr>
         <w:pStyle w:val="Heading3"/>
@@ -7808,8 +8120,8 @@
         <w:t xml:space="preserve">so it never ships.</w:t>
       </w:r>
     </w:p>
-    <w:bookmarkEnd w:id="49"/>
-    <w:bookmarkStart w:id="50" w:name="X335aa05f84083feb617dcb6f8784e55cf597c81"/>
+    <w:bookmarkEnd w:id="50"/>
+    <w:bookmarkStart w:id="51" w:name="X335aa05f84083feb617dcb6f8784e55cf597c81"/>
     <w:p>
       <w:pPr>
         <w:pStyle w:val="Heading3"/>
@@ -7947,13 +8259,263 @@
         <w:t xml:space="preserve">A test that holds "forward" indefinitely will walk the character off whatever it just climbed. Release input before asserting.</w:t>
       </w:r>
     </w:p>
-    <w:bookmarkEnd w:id="50"/>
-    <w:bookmarkStart w:id="51" w:name="Xaf83b98e1920f89c77d67f45a5586f6c11ef043"/>
+    <w:bookmarkEnd w:id="51"/>
+    <w:bookmarkStart w:id="52" w:name="X3d08425e2e71cad0e5ae380444a48863a4ac7d9"/>
     <w:p>
       <w:pPr>
         <w:pStyle w:val="Heading3"/>
       </w:pPr>
       <w:r>
+        <w:t xml:space="preserve">9.8 Addressing as a navigation protocol</w:t>
+      </w:r>
+      <w:r>
+        <w:t xml:space="preserve"> </w:t>
+      </w:r>
+      <w:r>
+        <w:rPr>
+          <w:i/>
+          <w:iCs/>
+        </w:rPr>
+        <w:t xml:space="preserve">(new in v3.1)</w:t>
+      </w:r>
+    </w:p>
+    <w:p>
+      <w:pPr>
+        <w:pStyle w:val="FirstParagraph"/>
+      </w:pPr>
+      <w:r>
+        <w:t xml:space="preserve">Part 1 defines the address scheme. This is the half that makes it pay:</w:t>
+      </w:r>
+      <w:r>
+        <w:t xml:space="preserve"> </w:t>
+      </w:r>
+      <w:r>
+        <w:rPr>
+          <w:b/>
+          <w:bCs/>
+        </w:rPr>
+        <w:t xml:space="preserve">build</w:t>
+      </w:r>
+      <w:r>
+        <w:rPr>
+          <w:b/>
+          <w:bCs/>
+        </w:rPr>
+        <w:t xml:space="preserve"> </w:t>
+      </w:r>
+      <w:r>
+        <w:rPr>
+          <w:b/>
+          <w:bCs/>
+        </w:rPr>
+        <w:t xml:space="preserve">the loop in both directions.</w:t>
+      </w:r>
+    </w:p>
+    <w:tbl>
+      <w:tblPr>
+        <w:tblStyle w:val="Table"/>
+        <w:tblW w:type="auto" w:w="0"/>
+        <w:tblLook w:firstRow="1" w:lastRow="0" w:firstColumn="0" w:lastColumn="0" w:noHBand="0" w:noVBand="0" w:val="0020"/>
+      </w:tblPr>
+      <w:tblGrid>
+        <w:gridCol w:w="3960"/>
+        <w:gridCol w:w="3960"/>
+      </w:tblGrid>
+      <w:tr>
+        <w:trPr>
+          <w:tblHeader w:val="on"/>
+        </w:trPr>
+        <w:tc>
+          <w:tcPr/>
+          <w:p>
+            <w:pPr>
+              <w:pStyle w:val="Compact"/>
+            </w:pPr>
+            <w:r>
+              <w:t xml:space="preserve">Direction</w:t>
+            </w:r>
+          </w:p>
+        </w:tc>
+        <w:tc>
+          <w:tcPr/>
+          <w:p>
+            <w:pPr>
+              <w:pStyle w:val="Compact"/>
+            </w:pPr>
+            <w:r>
+              <w:t xml:space="preserve">What it gives you</w:t>
+            </w:r>
+          </w:p>
+        </w:tc>
+      </w:tr>
+      <w:tr>
+        <w:tc>
+          <w:tcPr/>
+          <w:p>
+            <w:pPr>
+              <w:pStyle w:val="Compact"/>
+            </w:pPr>
+            <w:r>
+              <w:t xml:space="preserve">position → address</w:t>
+            </w:r>
+          </w:p>
+        </w:tc>
+        <w:tc>
+          <w:tcPr/>
+          <w:p>
+            <w:pPr>
+              <w:pStyle w:val="Compact"/>
+            </w:pPr>
+            <w:r>
+              <w:t xml:space="preserve">Reports, issue lists, the human saying where they are</w:t>
+            </w:r>
+          </w:p>
+        </w:tc>
+      </w:tr>
+      <w:tr>
+        <w:tc>
+          <w:tcPr/>
+          <w:p>
+            <w:pPr>
+              <w:pStyle w:val="Compact"/>
+            </w:pPr>
+            <w:r>
+              <w:rPr>
+                <w:b/>
+                <w:bCs/>
+              </w:rPr>
+              <w:t xml:space="preserve">address → camera pose → screenshot</w:t>
+            </w:r>
+          </w:p>
+        </w:tc>
+        <w:tc>
+          <w:tcPr/>
+          <w:p>
+            <w:pPr>
+              <w:pStyle w:val="Compact"/>
+            </w:pPr>
+            <w:r>
+              <w:rPr>
+                <w:b/>
+                <w:bCs/>
+              </w:rPr>
+              <w:t xml:space="preserve">The AI going to a coordinate and seeing what the human sees</w:t>
+            </w:r>
+          </w:p>
+        </w:tc>
+      </w:tr>
+    </w:tbl>
+    <w:p>
+      <w:pPr>
+        <w:pStyle w:val="BodyText"/>
+      </w:pPr>
+      <w:r>
+        <w:t xml:space="preserve">The second direction is the one that gets skipped, and it is the one that</w:t>
+      </w:r>
+      <w:r>
+        <w:t xml:space="preserve"> </w:t>
+      </w:r>
+      <w:r>
+        <w:t xml:space="preserve">matters. Ship a dev hook that accepts an address, places the camera there, and</w:t>
+      </w:r>
+      <w:r>
+        <w:t xml:space="preserve"> </w:t>
+      </w:r>
+      <w:r>
+        <w:t xml:space="preserve">captures — alongside an inspection layer drawing the grid, cell addresses and</w:t>
+      </w:r>
+      <w:r>
+        <w:t xml:space="preserve"> </w:t>
+      </w:r>
+      <w:r>
+        <w:t xml:space="preserve">asset IDs in-world. Then "look at</w:t>
+      </w:r>
+      <w:r>
+        <w:t xml:space="preserve"> </w:t>
+      </w:r>
+      <w:r>
+        <w:rPr>
+          <w:rStyle w:val="VerbatimChar"/>
+        </w:rPr>
+        <w:t xml:space="preserve">L0-H12-R08</w:t>
+      </w:r>
+      <w:r>
+        <w:t xml:space="preserve">" is an instruction the AI can</w:t>
+      </w:r>
+      <w:r>
+        <w:t xml:space="preserve"> </w:t>
+      </w:r>
+      <w:r>
+        <w:t xml:space="preserve">actually carry out, with no screenshot round-trip and no describing.</w:t>
+      </w:r>
+    </w:p>
+    <w:p>
+      <w:pPr>
+        <w:pStyle w:val="BodyText"/>
+      </w:pPr>
+      <w:r>
+        <w:t xml:space="preserve">It is also how an AI works a world without being able to play it. It cannot feel</w:t>
+      </w:r>
+      <w:r>
+        <w:t xml:space="preserve"> </w:t>
+      </w:r>
+      <w:r>
+        <w:t xml:space="preserve">controls, but it can teleport to an address, read what is there, and report —</w:t>
+      </w:r>
+      <w:r>
+        <w:t xml:space="preserve"> </w:t>
+      </w:r>
+      <w:r>
+        <w:t xml:space="preserve">which turns most "does this look right" questions from opinion into observation.</w:t>
+      </w:r>
+      <w:r>
+        <w:t xml:space="preserve"> </w:t>
+      </w:r>
+      <w:r>
+        <w:t xml:space="preserve">Combined with a</w:t>
+      </w:r>
+      <w:r>
+        <w:t xml:space="preserve"> </w:t>
+      </w:r>
+      <w:r>
+        <w:rPr>
+          <w:b/>
+          <w:bCs/>
+        </w:rPr>
+        <w:t xml:space="preserve">control trace</w:t>
+      </w:r>
+      <w:r>
+        <w:t xml:space="preserve"> </w:t>
+      </w:r>
+      <w:r>
+        <w:t xml:space="preserve">(input, position, velocity, orientation and</w:t>
+      </w:r>
+      <w:r>
+        <w:t xml:space="preserve"> </w:t>
+      </w:r>
+      <w:r>
+        <w:t xml:space="preserve">intended waypoint recorded at fixed timestep) even feel becomes partly</w:t>
+      </w:r>
+      <w:r>
+        <w:t xml:space="preserve"> </w:t>
+      </w:r>
+      <w:r>
+        <w:t xml:space="preserve">measurable: "the player held left and the ship yawed right" is a number, not a</w:t>
+      </w:r>
+      <w:r>
+        <w:t xml:space="preserve"> </w:t>
+      </w:r>
+      <w:r>
+        <w:t xml:space="preserve">description.</w:t>
+      </w:r>
+    </w:p>
+    <w:bookmarkEnd w:id="52"/>
+    <w:bookmarkStart w:id="53" w:name="Xaf83b98e1920f89c77d67f45a5586f6c11ef043"/>
+    <w:p>
+      <w:pPr>
+        <w:pStyle w:val="Heading3"/>
+      </w:pPr>
+      <w:r>
         <w:t xml:space="preserve">9.6 An on-screen text panel</w:t>
       </w:r>
     </w:p>
@@ -7978,8 +8540,8 @@
         <w:t xml:space="preserve">: id, role, grid address, distance. Never occluded, always legible, and it makes a single screenshot enough for a human to report a bug precisely.</w:t>
       </w:r>
     </w:p>
-    <w:bookmarkEnd w:id="51"/>
-    <w:bookmarkStart w:id="52" w:name="X590d41aec86c6974d13a6ec4db10ef36f400989"/>
+    <w:bookmarkEnd w:id="53"/>
+    <w:bookmarkStart w:id="54" w:name="X590d41aec86c6974d13a6ec4db10ef36f400989"/>
     <w:p>
       <w:pPr>
         <w:pStyle w:val="Heading3"/>
@@ -8016,27 +8578,27 @@
         </w:pict>
       </w:r>
     </w:p>
-    <w:bookmarkEnd w:id="52"/>
-    <w:bookmarkEnd w:id="53"/>
-    <w:bookmarkStart w:id="54" w:name="end-of-doctrine"/>
-    <w:p>
-      <w:pPr>
-        <w:pStyle w:val="Heading2"/>
-      </w:pPr>
-      <w:r>
-        <w:t xml:space="preserve">END OF DOCTRINE</w:t>
-      </w:r>
-    </w:p>
-    <w:p>
-      <w:pPr>
-        <w:pStyle w:val="FirstParagraph"/>
-      </w:pPr>
-      <w:r>
-        <w:t xml:space="preserve">The floor is yours. Pitch the new world.</w:t>
-      </w:r>
-    </w:p>
     <w:bookmarkEnd w:id="54"/>
     <w:bookmarkEnd w:id="55"/>
+    <w:bookmarkStart w:id="56" w:name="end-of-doctrine"/>
+    <w:p>
+      <w:pPr>
+        <w:pStyle w:val="Heading2"/>
+      </w:pPr>
+      <w:r>
+        <w:t xml:space="preserve">END OF DOCTRINE</w:t>
+      </w:r>
+    </w:p>
+    <w:p>
+      <w:pPr>
+        <w:pStyle w:val="FirstParagraph"/>
+      </w:pPr>
+      <w:r>
+        <w:t xml:space="preserve">The floor is yours. Pitch the new world.</w:t>
+      </w:r>
+    </w:p>
+    <w:bookmarkEnd w:id="56"/>
+    <w:bookmarkEnd w:id="57"/>
     <w:sectPr>
       <w:footnotePr>
         <w:numRestart w:val="eachSect"/>
